--- a/flow/20230927_hours/drafts/2024-01-g/09.01.docx
+++ b/flow/20230927_hours/drafts/2024-01-g/09.01.docx
@@ -4945,25 +4945,7 @@
           <w:sz w:val="24"/>
           <w:highlight w:val="white"/>
         </w:rPr>
-        <w:t xml:space="preserve">Коли Спас у Йордані прихилив голову,* </w:t>
-      </w:r>
-      <w:r>
-        <w:rPr>
-          <w:rFonts w:ascii="Times New Roman" w:hAnsi="Times New Roman"/>
-          <w:color w:val="000000"/>
-          <w:sz w:val="24"/>
-          <w:highlight w:val="white"/>
-        </w:rPr>
-        <w:t>сокрушились</w:t>
-      </w:r>
-      <w:r>
-        <w:rPr>
-          <w:rFonts w:ascii="Times New Roman" w:hAnsi="Times New Roman"/>
-          <w:color w:val="000000"/>
-          <w:sz w:val="24"/>
-          <w:highlight w:val="white"/>
-        </w:rPr>
-        <w:t xml:space="preserve"> глави зміїв,* відсічена ж голова Полієвкта* посоромила лукавого.</w:t>
+        <w:t>Коли Спас у Йордані прихилив голову,* сокрушились глави зміїв,* відсічена ж голова Полієвкта* посоромила лукавого.</w:t>
       </w:r>
     </w:p>
     <w:p>
@@ -10196,25 +10178,7 @@
           <w:sz w:val="24"/>
           <w:highlight w:val="white"/>
         </w:rPr>
-        <w:t xml:space="preserve">Коли Спас у Йордані прихилив голову,* </w:t>
-      </w:r>
-      <w:r>
-        <w:rPr>
-          <w:rFonts w:ascii="Times New Roman" w:hAnsi="Times New Roman"/>
-          <w:color w:val="000000"/>
-          <w:sz w:val="24"/>
-          <w:highlight w:val="white"/>
-        </w:rPr>
-        <w:t>сокрушились</w:t>
-      </w:r>
-      <w:r>
-        <w:rPr>
-          <w:rFonts w:ascii="Times New Roman" w:hAnsi="Times New Roman"/>
-          <w:color w:val="000000"/>
-          <w:sz w:val="24"/>
-          <w:highlight w:val="white"/>
-        </w:rPr>
-        <w:t xml:space="preserve"> глави зміїв,* відсічена ж голова Полієвкта* посоромила лукавого.</w:t>
+        <w:t>Коли Спас у Йордані прихилив голову,* сокрушились глави зміїв,* відсічена ж голова Полієвкта* посоромила лукавого.</w:t>
       </w:r>
     </w:p>
     <w:p>
